--- a/chapters/schedule-handout.docx
+++ b/chapters/schedule-handout.docx
@@ -145,7 +145,7 @@
               <w:spacing w:before="16" w:after="16"/>
             </w:pPr>
             <w:r>
-              <w:t xml:space="preserve">This is the</w:t>
+              <w:t xml:space="preserve">This table is the</w:t>
             </w:r>
             <w:r>
               <w:t xml:space="preserve"> </w:t>
